--- a/assets/resume.docx
+++ b/assets/resume.docx
@@ -11,6 +11,99 @@
           <w:sz w:val="20"/>
         </w:rPr>
       </w:pPr>
+      <w:r>
+        <w:rPr>
+          <w:b/>
+          <w:noProof/>
+        </w:rPr>
+        <mc:AlternateContent>
+          <mc:Choice Requires="wps">
+            <w:drawing>
+              <wp:anchor distT="0" distB="0" distL="0" distR="0" simplePos="0" relativeHeight="251653120" behindDoc="1" locked="0" layoutInCell="1" allowOverlap="1" wp14:anchorId="1726014E" wp14:editId="4F2E3CA1">
+                <wp:simplePos x="0" y="0"/>
+                <wp:positionH relativeFrom="page">
+                  <wp:posOffset>718835</wp:posOffset>
+                </wp:positionH>
+                <wp:positionV relativeFrom="page">
+                  <wp:posOffset>73998</wp:posOffset>
+                </wp:positionV>
+                <wp:extent cx="6326802" cy="1030682"/>
+                <wp:effectExtent l="0" t="0" r="0" b="0"/>
+                <wp:wrapNone/>
+                <wp:docPr id="6" name="Graphic 6"/>
+                <wp:cNvGraphicFramePr>
+                  <a:graphicFrameLocks xmlns:a="http://schemas.openxmlformats.org/drawingml/2006/main"/>
+                </wp:cNvGraphicFramePr>
+                <a:graphic xmlns:a="http://schemas.openxmlformats.org/drawingml/2006/main">
+                  <a:graphicData uri="http://schemas.microsoft.com/office/word/2010/wordprocessingShape">
+                    <wps:wsp>
+                      <wps:cNvSpPr>
+                        <a:spLocks/>
+                      </wps:cNvSpPr>
+                      <wps:spPr>
+                        <a:xfrm>
+                          <a:off x="0" y="0"/>
+                          <a:ext cx="6326802" cy="1030682"/>
+                        </a:xfrm>
+                        <a:custGeom>
+                          <a:avLst/>
+                          <a:gdLst/>
+                          <a:ahLst/>
+                          <a:cxnLst/>
+                          <a:rect l="l" t="t" r="r" b="b"/>
+                          <a:pathLst>
+                            <a:path w="6332855" h="927100">
+                              <a:moveTo>
+                                <a:pt x="6332397" y="0"/>
+                              </a:moveTo>
+                              <a:lnTo>
+                                <a:pt x="0" y="0"/>
+                              </a:lnTo>
+                              <a:lnTo>
+                                <a:pt x="0" y="927100"/>
+                              </a:lnTo>
+                              <a:lnTo>
+                                <a:pt x="6332397" y="927100"/>
+                              </a:lnTo>
+                              <a:lnTo>
+                                <a:pt x="6332397" y="0"/>
+                              </a:lnTo>
+                              <a:close/>
+                            </a:path>
+                          </a:pathLst>
+                        </a:custGeom>
+                        <a:solidFill>
+                          <a:srgbClr val="131A11"/>
+                        </a:solidFill>
+                      </wps:spPr>
+                      <wps:bodyPr wrap="square" lIns="0" tIns="0" rIns="0" bIns="0" rtlCol="0">
+                        <a:prstTxWarp prst="textNoShape">
+                          <a:avLst/>
+                        </a:prstTxWarp>
+                        <a:noAutofit/>
+                      </wps:bodyPr>
+                    </wps:wsp>
+                  </a:graphicData>
+                </a:graphic>
+                <wp14:sizeRelH relativeFrom="margin">
+                  <wp14:pctWidth>0</wp14:pctWidth>
+                </wp14:sizeRelH>
+                <wp14:sizeRelV relativeFrom="margin">
+                  <wp14:pctHeight>0</wp14:pctHeight>
+                </wp14:sizeRelV>
+              </wp:anchor>
+            </w:drawing>
+          </mc:Choice>
+          <mc:Fallback>
+            <w:pict>
+              <v:shape w14:anchorId="1CABAE8B" id="Graphic 6" o:spid="_x0000_s1026" style="position:absolute;margin-left:56.6pt;margin-top:5.85pt;width:498.15pt;height:81.15pt;z-index:-251663360;visibility:visible;mso-wrap-style:square;mso-width-percent:0;mso-height-percent:0;mso-wrap-distance-left:0;mso-wrap-distance-top:0;mso-wrap-distance-right:0;mso-wrap-distance-bottom:0;mso-position-horizontal:absolute;mso-position-horizontal-relative:page;mso-position-vertical:absolute;mso-position-vertical-relative:page;mso-width-percent:0;mso-height-percent:0;mso-width-relative:margin;mso-height-relative:margin;v-text-anchor:top" coordsize="6332855,927100" o:gfxdata="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" path="m6332397,l,,,927100r6332397,l6332397,xe" fillcolor="#131a11" stroked="f">
+                <v:path arrowok="t"/>
+                <w10:wrap anchorx="page" anchory="page"/>
+              </v:shape>
+            </w:pict>
+          </mc:Fallback>
+        </mc:AlternateContent>
+      </w:r>
     </w:p>
     <w:p>
       <w:pPr>
@@ -67,33 +160,41 @@
     <w:p>
       <w:pPr>
         <w:spacing w:before="119" w:line="295" w:lineRule="auto"/>
-        <w:ind w:right="362"/>
+        <w:ind w:left="1695" w:right="362"/>
         <w:rPr>
           <w:sz w:val="17"/>
         </w:rPr>
       </w:pPr>
+      <w:r>
+        <w:br w:type="column"/>
+      </w:r>
       <w:r>
         <w:rPr>
           <w:color w:val="FFFFFF"/>
           <w:sz w:val="17"/>
         </w:rPr>
-        <w:t xml:space="preserve">                </w:t>
-      </w:r>
-      <w:hyperlink r:id="rId5" w:history="1">
-        <w:r>
-          <w:rPr>
-            <w:rStyle w:val="Hyperlink"/>
-            <w:sz w:val="17"/>
-          </w:rPr>
-          <w:t>Programmers378@gmail.com</w:t>
-        </w:r>
-      </w:hyperlink>
+        <w:t>programmers378@gmail.com</w:t>
+      </w:r>
       <w:r>
         <w:rPr>
           <w:color w:val="FFFFFF"/>
           <w:sz w:val="17"/>
         </w:rPr>
-        <w:t xml:space="preserve">  +98 903-19608-60</w:t>
+        <w:t xml:space="preserve"> </w:t>
+      </w:r>
+      <w:r>
+        <w:rPr>
+          <w:color w:val="FFFFFF"/>
+          <w:sz w:val="17"/>
+        </w:rPr>
+        <w:t>+98-903</w:t>
+      </w:r>
+      <w:r>
+        <w:rPr>
+          <w:color w:val="FFFFFF"/>
+          <w:sz w:val="17"/>
+        </w:rPr>
+        <w:t>-196-0860</w:t>
       </w:r>
       <w:r>
         <w:rPr>
@@ -113,10 +214,10 @@
       <w:r>
         <w:rPr>
           <w:color w:val="FFFFFF"/>
-          <w:spacing w:val="-4"/>
+          <w:spacing w:val="47"/>
           <w:sz w:val="17"/>
         </w:rPr>
-        <w:t>Iran</w:t>
+        <w:t xml:space="preserve"> </w:t>
       </w:r>
       <w:r>
         <w:rPr>
@@ -124,15 +225,18 @@
           <w:spacing w:val="-4"/>
           <w:sz w:val="17"/>
         </w:rPr>
-        <w:t xml:space="preserve">   </w:t>
-      </w:r>
-      <w:r>
-        <w:rPr>
-          <w:color w:val="FFFFFF"/>
+        <w:t>Iran</w:t>
+      </w:r>
+    </w:p>
+    <w:p>
+      <w:pPr>
+        <w:spacing w:line="195" w:lineRule="exact"/>
+        <w:ind w:right="362"/>
+        <w:jc w:val="right"/>
+        <w:rPr>
           <w:sz w:val="17"/>
         </w:rPr>
-        <w:t xml:space="preserve">      </w:t>
-      </w:r>
+      </w:pPr>
       <w:r>
         <w:rPr>
           <w:color w:val="FFFFFF"/>
@@ -252,7 +356,7 @@
         <mc:AlternateContent>
           <mc:Choice Requires="wps">
             <w:drawing>
-              <wp:anchor distT="0" distB="0" distL="0" distR="0" simplePos="0" relativeHeight="487587840" behindDoc="1" locked="0" layoutInCell="1" allowOverlap="1" wp14:anchorId="6BFF6219" wp14:editId="3F63431B">
+              <wp:anchor distT="0" distB="0" distL="0" distR="0" simplePos="0" relativeHeight="251655168" behindDoc="1" locked="0" layoutInCell="1" allowOverlap="1" wp14:anchorId="6BFF6219" wp14:editId="3F63431B">
                 <wp:simplePos x="0" y="0"/>
                 <wp:positionH relativeFrom="page">
                   <wp:posOffset>796199</wp:posOffset>
@@ -316,7 +420,7 @@
           </mc:Choice>
           <mc:Fallback>
             <w:pict>
-              <v:shape w14:anchorId="6A1F3B82" id="Graphic 1" o:spid="_x0000_s1026" style="position:absolute;margin-left:62.7pt;margin-top:5.05pt;width:486.65pt;height:.1pt;z-index:-15728640;visibility:visible;mso-wrap-style:square;mso-wrap-distance-left:0;mso-wrap-distance-top:0;mso-wrap-distance-right:0;mso-wrap-distance-bottom:0;mso-position-horizontal:absolute;mso-position-horizontal-relative:page;mso-position-vertical:absolute;mso-position-vertical-relative:text;v-text-anchor:top" coordsize="6180455,1270" o:gfxdata="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" path="m,l6179997,e" filled="f" strokecolor="#e2e2e2">
+              <v:shape w14:anchorId="1D7987E6" id="Graphic 1" o:spid="_x0000_s1026" style="position:absolute;margin-left:62.7pt;margin-top:5.05pt;width:486.65pt;height:.1pt;z-index:-251661312;visibility:visible;mso-wrap-style:square;mso-wrap-distance-left:0;mso-wrap-distance-top:0;mso-wrap-distance-right:0;mso-wrap-distance-bottom:0;mso-position-horizontal:absolute;mso-position-horizontal-relative:page;mso-position-vertical:absolute;mso-position-vertical-relative:text;v-text-anchor:top" coordsize="6180455,1270" o:gfxdata="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" path="m,l6179997,e" filled="f" strokecolor="#e2e2e2">
                 <v:path arrowok="t"/>
                 <w10:wrap type="topAndBottom" anchorx="page"/>
               </v:shape>
@@ -530,7 +634,7 @@
         <mc:AlternateContent>
           <mc:Choice Requires="wps">
             <w:drawing>
-              <wp:anchor distT="0" distB="0" distL="0" distR="0" simplePos="0" relativeHeight="487588352" behindDoc="1" locked="0" layoutInCell="1" allowOverlap="1" wp14:anchorId="5E123D8C" wp14:editId="7CCFFC6C">
+              <wp:anchor distT="0" distB="0" distL="0" distR="0" simplePos="0" relativeHeight="251657216" behindDoc="1" locked="0" layoutInCell="1" allowOverlap="1" wp14:anchorId="5E123D8C" wp14:editId="7CCFFC6C">
                 <wp:simplePos x="0" y="0"/>
                 <wp:positionH relativeFrom="page">
                   <wp:posOffset>796199</wp:posOffset>
@@ -594,7 +698,7 @@
           </mc:Choice>
           <mc:Fallback>
             <w:pict>
-              <v:shape w14:anchorId="5B828B48" id="Graphic 2" o:spid="_x0000_s1026" style="position:absolute;margin-left:62.7pt;margin-top:5.05pt;width:486.65pt;height:.1pt;z-index:-15728128;visibility:visible;mso-wrap-style:square;mso-wrap-distance-left:0;mso-wrap-distance-top:0;mso-wrap-distance-right:0;mso-wrap-distance-bottom:0;mso-position-horizontal:absolute;mso-position-horizontal-relative:page;mso-position-vertical:absolute;mso-position-vertical-relative:text;v-text-anchor:top" coordsize="6180455,1270" o:gfxdata="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" path="m,l6179997,e" filled="f" strokecolor="#e2e2e2">
+              <v:shape w14:anchorId="5621D57F" id="Graphic 2" o:spid="_x0000_s1026" style="position:absolute;margin-left:62.7pt;margin-top:5.05pt;width:486.65pt;height:.1pt;z-index:-251659264;visibility:visible;mso-wrap-style:square;mso-wrap-distance-left:0;mso-wrap-distance-top:0;mso-wrap-distance-right:0;mso-wrap-distance-bottom:0;mso-position-horizontal:absolute;mso-position-horizontal-relative:page;mso-position-vertical:absolute;mso-position-vertical-relative:text;v-text-anchor:top" coordsize="6180455,1270" o:gfxdata="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" path="m,l6179997,e" filled="f" strokecolor="#e2e2e2">
                 <v:path arrowok="t"/>
                 <w10:wrap type="topAndBottom" anchorx="page"/>
               </v:shape>
@@ -610,7 +714,7 @@
           <w:tab w:val="left" w:pos="1641"/>
         </w:tabs>
         <w:spacing w:before="183"/>
-        <w:ind w:left="53"/>
+        <w:ind w:left="173"/>
       </w:pPr>
       <w:r>
         <w:rPr>
@@ -665,7 +769,7 @@
           <w:tab w:val="left" w:pos="1641"/>
         </w:tabs>
         <w:spacing w:before="121"/>
-        <w:ind w:left="53"/>
+        <w:ind w:left="173"/>
         <w:rPr>
           <w:sz w:val="19"/>
         </w:rPr>
@@ -712,7 +816,7 @@
           <w:tab w:val="left" w:pos="1641"/>
         </w:tabs>
         <w:spacing w:before="121"/>
-        <w:ind w:left="53"/>
+        <w:ind w:left="173"/>
       </w:pPr>
       <w:r>
         <w:rPr>
@@ -754,7 +858,7 @@
           <w:tab w:val="left" w:pos="1641"/>
         </w:tabs>
         <w:spacing w:before="121"/>
-        <w:ind w:left="53"/>
+        <w:ind w:left="173"/>
       </w:pPr>
       <w:r>
         <w:rPr>
@@ -838,7 +942,7 @@
         <mc:AlternateContent>
           <mc:Choice Requires="wps">
             <w:drawing>
-              <wp:anchor distT="0" distB="0" distL="0" distR="0" simplePos="0" relativeHeight="487588864" behindDoc="1" locked="0" layoutInCell="1" allowOverlap="1" wp14:anchorId="5213AFE6" wp14:editId="584FDD59">
+              <wp:anchor distT="0" distB="0" distL="0" distR="0" simplePos="0" relativeHeight="251659264" behindDoc="1" locked="0" layoutInCell="1" allowOverlap="1" wp14:anchorId="5213AFE6" wp14:editId="584FDD59">
                 <wp:simplePos x="0" y="0"/>
                 <wp:positionH relativeFrom="page">
                   <wp:posOffset>796199</wp:posOffset>
@@ -902,7 +1006,7 @@
           </mc:Choice>
           <mc:Fallback>
             <w:pict>
-              <v:shape w14:anchorId="3F218B68" id="Graphic 3" o:spid="_x0000_s1026" style="position:absolute;margin-left:62.7pt;margin-top:5.05pt;width:486.65pt;height:.1pt;z-index:-15727616;visibility:visible;mso-wrap-style:square;mso-wrap-distance-left:0;mso-wrap-distance-top:0;mso-wrap-distance-right:0;mso-wrap-distance-bottom:0;mso-position-horizontal:absolute;mso-position-horizontal-relative:page;mso-position-vertical:absolute;mso-position-vertical-relative:text;v-text-anchor:top" coordsize="6180455,1270" o:gfxdata="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" path="m,l6179997,e" filled="f" strokecolor="#e2e2e2">
+              <v:shape w14:anchorId="17E8ED07" id="Graphic 3" o:spid="_x0000_s1026" style="position:absolute;margin-left:62.7pt;margin-top:5.05pt;width:486.65pt;height:.1pt;z-index:-251657216;visibility:visible;mso-wrap-style:square;mso-wrap-distance-left:0;mso-wrap-distance-top:0;mso-wrap-distance-right:0;mso-wrap-distance-bottom:0;mso-position-horizontal:absolute;mso-position-horizontal-relative:page;mso-position-vertical:absolute;mso-position-vertical-relative:text;v-text-anchor:top" coordsize="6180455,1270" o:gfxdata="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" path="m,l6179997,e" filled="f" strokecolor="#e2e2e2">
                 <v:path arrowok="t"/>
                 <w10:wrap type="topAndBottom" anchorx="page"/>
               </v:shape>
@@ -1778,7 +1882,7 @@
         <mc:AlternateContent>
           <mc:Choice Requires="wps">
             <w:drawing>
-              <wp:anchor distT="0" distB="0" distL="0" distR="0" simplePos="0" relativeHeight="487589376" behindDoc="1" locked="0" layoutInCell="1" allowOverlap="1" wp14:anchorId="0AEB9486" wp14:editId="0AAD8F75">
+              <wp:anchor distT="0" distB="0" distL="0" distR="0" simplePos="0" relativeHeight="251661312" behindDoc="1" locked="0" layoutInCell="1" allowOverlap="1" wp14:anchorId="0AEB9486" wp14:editId="0AAD8F75">
                 <wp:simplePos x="0" y="0"/>
                 <wp:positionH relativeFrom="page">
                   <wp:posOffset>796199</wp:posOffset>
@@ -1842,7 +1946,7 @@
           </mc:Choice>
           <mc:Fallback>
             <w:pict>
-              <v:shape w14:anchorId="776732AD" id="Graphic 4" o:spid="_x0000_s1026" style="position:absolute;margin-left:62.7pt;margin-top:5.05pt;width:486.65pt;height:.1pt;z-index:-15727104;visibility:visible;mso-wrap-style:square;mso-wrap-distance-left:0;mso-wrap-distance-top:0;mso-wrap-distance-right:0;mso-wrap-distance-bottom:0;mso-position-horizontal:absolute;mso-position-horizontal-relative:page;mso-position-vertical:absolute;mso-position-vertical-relative:text;v-text-anchor:top" coordsize="6180455,1270" o:gfxdata="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" path="m,l6179997,e" filled="f" strokecolor="#e2e2e2">
+              <v:shape w14:anchorId="2B8191DD" id="Graphic 4" o:spid="_x0000_s1026" style="position:absolute;margin-left:62.7pt;margin-top:5.05pt;width:486.65pt;height:.1pt;z-index:-251655168;visibility:visible;mso-wrap-style:square;mso-wrap-distance-left:0;mso-wrap-distance-top:0;mso-wrap-distance-right:0;mso-wrap-distance-bottom:0;mso-position-horizontal:absolute;mso-position-horizontal-relative:page;mso-position-vertical:absolute;mso-position-vertical-relative:text;v-text-anchor:top" coordsize="6180455,1270" o:gfxdata="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" path="m,l6179997,e" filled="f" strokecolor="#e2e2e2">
                 <v:path arrowok="t"/>
                 <w10:wrap type="topAndBottom" anchorx="page"/>
               </v:shape>
@@ -1935,83 +2039,21 @@
           <w:color w:val="1A1A1A"/>
           <w:w w:val="105"/>
         </w:rPr>
-        <w:t>[Second</w:t>
-      </w:r>
-      <w:r>
-        <w:rPr>
-          <w:color w:val="1A1A1A"/>
-          <w:spacing w:val="-10"/>
+        <w:t xml:space="preserve">Live-Talk </w:t>
+      </w:r>
+      <w:r>
+        <w:rPr>
+          <w:color w:val="1A1A1A"/>
           <w:w w:val="105"/>
         </w:rPr>
-        <w:t xml:space="preserve"> </w:t>
+        <w:t>·</w:t>
       </w:r>
       <w:r>
         <w:rPr>
           <w:color w:val="1A1A1A"/>
           <w:w w:val="105"/>
         </w:rPr>
-        <w:t>project</w:t>
-      </w:r>
-      <w:r>
-        <w:rPr>
-          <w:color w:val="1A1A1A"/>
-          <w:spacing w:val="-9"/>
-          <w:w w:val="105"/>
-        </w:rPr>
-        <w:t xml:space="preserve"> </w:t>
-      </w:r>
-      <w:r>
-        <w:rPr>
-          <w:color w:val="1A1A1A"/>
-          <w:w w:val="105"/>
-        </w:rPr>
-        <w:t>name]</w:t>
-      </w:r>
-      <w:r>
-        <w:rPr>
-          <w:color w:val="1A1A1A"/>
-          <w:spacing w:val="40"/>
-          <w:w w:val="105"/>
-        </w:rPr>
-        <w:t xml:space="preserve"> </w:t>
-      </w:r>
-      <w:r>
-        <w:rPr>
-          <w:color w:val="1A1A1A"/>
-          <w:w w:val="105"/>
-        </w:rPr>
-        <w:t>·</w:t>
-      </w:r>
-      <w:r>
-        <w:rPr>
-          <w:color w:val="1A1A1A"/>
-          <w:spacing w:val="41"/>
-          <w:w w:val="105"/>
-        </w:rPr>
-        <w:t xml:space="preserve"> </w:t>
-      </w:r>
-      <w:r>
-        <w:rPr>
-          <w:color w:val="1A1A1A"/>
-          <w:w w:val="105"/>
-        </w:rPr>
-        <w:t>[repo</w:t>
-      </w:r>
-      <w:r>
-        <w:rPr>
-          <w:color w:val="1A1A1A"/>
-          <w:spacing w:val="-10"/>
-          <w:w w:val="105"/>
-        </w:rPr>
-        <w:t xml:space="preserve"> </w:t>
-      </w:r>
-      <w:r>
-        <w:rPr>
-          <w:color w:val="1A1A1A"/>
-          <w:spacing w:val="-2"/>
-          <w:w w:val="105"/>
-        </w:rPr>
-        <w:t>link]</w:t>
+        <w:t xml:space="preserve"> github.com/cmd-3324/Live-Talk</w:t>
       </w:r>
     </w:p>
     <w:p>
@@ -2029,16 +2071,25 @@
           <w:color w:val="5B5B5B"/>
           <w:sz w:val="18"/>
         </w:rPr>
-        <w:t xml:space="preserve">[One-line description — fill this </w:t>
-      </w:r>
+        <w:t>Django Live Speech To text &amp; text to Speech Web-</w:t>
+      </w:r>
+      <w:proofErr w:type="spellStart"/>
       <w:r>
         <w:rPr>
           <w:i/>
           <w:color w:val="5B5B5B"/>
-          <w:spacing w:val="-5"/>
           <w:sz w:val="18"/>
         </w:rPr>
-        <w:t>in]</w:t>
+        <w:t>base</w:t>
+      </w:r>
+      <w:proofErr w:type="spellEnd"/>
+      <w:r>
+        <w:rPr>
+          <w:i/>
+          <w:color w:val="5B5B5B"/>
+          <w:sz w:val="18"/>
+        </w:rPr>
+        <w:t xml:space="preserve"> platform.</w:t>
       </w:r>
     </w:p>
     <w:p>
@@ -2086,7 +2137,7 @@
         <mc:AlternateContent>
           <mc:Choice Requires="wps">
             <w:drawing>
-              <wp:anchor distT="0" distB="0" distL="0" distR="0" simplePos="0" relativeHeight="487589888" behindDoc="1" locked="0" layoutInCell="1" allowOverlap="1" wp14:anchorId="3F652683" wp14:editId="26835379">
+              <wp:anchor distT="0" distB="0" distL="0" distR="0" simplePos="0" relativeHeight="251663360" behindDoc="1" locked="0" layoutInCell="1" allowOverlap="1" wp14:anchorId="3F652683" wp14:editId="26835379">
                 <wp:simplePos x="0" y="0"/>
                 <wp:positionH relativeFrom="page">
                   <wp:posOffset>796199</wp:posOffset>
@@ -2150,7 +2201,7 @@
           </mc:Choice>
           <mc:Fallback>
             <w:pict>
-              <v:shape w14:anchorId="2BE455A1" id="Graphic 5" o:spid="_x0000_s1026" style="position:absolute;margin-left:62.7pt;margin-top:5.05pt;width:486.65pt;height:.1pt;z-index:-15726592;visibility:visible;mso-wrap-style:square;mso-wrap-distance-left:0;mso-wrap-distance-top:0;mso-wrap-distance-right:0;mso-wrap-distance-bottom:0;mso-position-horizontal:absolute;mso-position-horizontal-relative:page;mso-position-vertical:absolute;mso-position-vertical-relative:text;v-text-anchor:top" coordsize="6180455,1270" o:gfxdata="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" path="m,l6179997,e" filled="f" strokecolor="#e2e2e2">
+              <v:shape w14:anchorId="1625DB33" id="Graphic 5" o:spid="_x0000_s1026" style="position:absolute;margin-left:62.7pt;margin-top:5.05pt;width:486.65pt;height:.1pt;z-index:-251653120;visibility:visible;mso-wrap-style:square;mso-wrap-distance-left:0;mso-wrap-distance-top:0;mso-wrap-distance-right:0;mso-wrap-distance-bottom:0;mso-position-horizontal:absolute;mso-position-horizontal-relative:page;mso-position-vertical:absolute;mso-position-vertical-relative:text;v-text-anchor:top" coordsize="6180455,1270" o:gfxdata="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" path="m,l6179997,e" filled="f" strokecolor="#e2e2e2">
                 <v:path arrowok="t"/>
                 <w10:wrap type="topAndBottom" anchorx="page"/>
               </v:shape>
@@ -2186,100 +2237,12 @@
     <w:p>
       <w:pPr>
         <w:spacing w:before="97"/>
-        <w:ind w:left="53"/>
+        <w:ind w:left="173"/>
         <w:rPr>
           <w:b/>
           <w:sz w:val="19"/>
         </w:rPr>
       </w:pPr>
-      <w:r>
-        <w:rPr>
-          <w:b/>
-          <w:noProof/>
-          <w:sz w:val="19"/>
-        </w:rPr>
-        <mc:AlternateContent>
-          <mc:Choice Requires="wps">
-            <w:drawing>
-              <wp:anchor distT="0" distB="0" distL="0" distR="0" simplePos="0" relativeHeight="487546880" behindDoc="1" locked="0" layoutInCell="1" allowOverlap="1" wp14:anchorId="1726014E" wp14:editId="7EA728DC">
-                <wp:simplePos x="0" y="0"/>
-                <wp:positionH relativeFrom="page">
-                  <wp:posOffset>719999</wp:posOffset>
-                </wp:positionH>
-                <wp:positionV relativeFrom="page">
-                  <wp:posOffset>76200</wp:posOffset>
-                </wp:positionV>
-                <wp:extent cx="6332855" cy="927100"/>
-                <wp:effectExtent l="0" t="0" r="0" b="0"/>
-                <wp:wrapNone/>
-                <wp:docPr id="6" name="Graphic 6"/>
-                <wp:cNvGraphicFramePr>
-                  <a:graphicFrameLocks xmlns:a="http://schemas.openxmlformats.org/drawingml/2006/main"/>
-                </wp:cNvGraphicFramePr>
-                <a:graphic xmlns:a="http://schemas.openxmlformats.org/drawingml/2006/main">
-                  <a:graphicData uri="http://schemas.microsoft.com/office/word/2010/wordprocessingShape">
-                    <wps:wsp>
-                      <wps:cNvSpPr>
-                        <a:spLocks/>
-                      </wps:cNvSpPr>
-                      <wps:spPr>
-                        <a:xfrm>
-                          <a:off x="0" y="0"/>
-                          <a:ext cx="6332855" cy="927100"/>
-                        </a:xfrm>
-                        <a:custGeom>
-                          <a:avLst/>
-                          <a:gdLst/>
-                          <a:ahLst/>
-                          <a:cxnLst/>
-                          <a:rect l="l" t="t" r="r" b="b"/>
-                          <a:pathLst>
-                            <a:path w="6332855" h="927100">
-                              <a:moveTo>
-                                <a:pt x="6332397" y="0"/>
-                              </a:moveTo>
-                              <a:lnTo>
-                                <a:pt x="0" y="0"/>
-                              </a:lnTo>
-                              <a:lnTo>
-                                <a:pt x="0" y="927100"/>
-                              </a:lnTo>
-                              <a:lnTo>
-                                <a:pt x="6332397" y="927100"/>
-                              </a:lnTo>
-                              <a:lnTo>
-                                <a:pt x="6332397" y="0"/>
-                              </a:lnTo>
-                              <a:close/>
-                            </a:path>
-                          </a:pathLst>
-                        </a:custGeom>
-                        <a:solidFill>
-                          <a:srgbClr val="131A11"/>
-                        </a:solidFill>
-                      </wps:spPr>
-                      <wps:bodyPr wrap="square" lIns="0" tIns="0" rIns="0" bIns="0" rtlCol="0">
-                        <a:prstTxWarp prst="textNoShape">
-                          <a:avLst/>
-                        </a:prstTxWarp>
-                        <a:noAutofit/>
-                      </wps:bodyPr>
-                    </wps:wsp>
-                  </a:graphicData>
-                </a:graphic>
-              </wp:anchor>
-            </w:drawing>
-          </mc:Choice>
-          <mc:Fallback>
-            <w:pict>
-              <v:shape w14:anchorId="67D2A11F" id="Graphic 6" o:spid="_x0000_s1026" style="position:absolute;margin-left:56.7pt;margin-top:6pt;width:498.65pt;height:73pt;z-index:-15769600;visibility:visible;mso-wrap-style:square;mso-wrap-distance-left:0;mso-wrap-distance-top:0;mso-wrap-distance-right:0;mso-wrap-distance-bottom:0;mso-position-horizontal:absolute;mso-position-horizontal-relative:page;mso-position-vertical:absolute;mso-position-vertical-relative:page;v-text-anchor:top" coordsize="6332855,927100" o:gfxdata="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" path="m6332397,l,,,927100r6332397,l6332397,xe" fillcolor="#131a11" stroked="f">
-                <v:path arrowok="t"/>
-                <w10:wrap anchorx="page" anchory="page"/>
-              </v:shape>
-            </w:pict>
-          </mc:Fallback>
-        </mc:AlternateContent>
-      </w:r>
       <w:r>
         <w:rPr>
           <w:b/>
@@ -2328,7 +2291,7 @@
       <w:pPr>
         <w:pStyle w:val="BodyText"/>
         <w:spacing w:before="62"/>
-        <w:ind w:left="53"/>
+        <w:ind w:left="173"/>
       </w:pPr>
       <w:r>
         <w:rPr>
